--- a/IUEA_Teaching_Plan/IUEA_ML_Semester1_Master_Teaching_Plan.docx
+++ b/IUEA_Teaching_Plan/IUEA_ML_Semester1_Master_Teaching_Plan.docx
@@ -217,7 +217,7 @@
           <w:color w:val="595959"/>
           <w:sz w:val="19"/>
         </w:rPr>
-        <w:t>assessment-tools/ and setup/ — working, tested code</w:t>
+        <w:t>grader/ and setup/ — implementation and student practicals</w:t>
       </w:r>
     </w:p>
     <w:p>
@@ -266,12 +266,227 @@
       </w:r>
     </w:p>
     <w:p>
+      <w:pPr>
+        <w:spacing w:after="180" w:before="0" w:line="276" w:lineRule="auto"/>
+      </w:pPr>
       <w:r>
-        <w:fldChar w:fldCharType="begin"/>
-        <w:instrText xml:space="preserve">TOC \o "1-2" \h \z \u</w:instrText>
-        <w:fldChar w:fldCharType="separate"/>
-        <w:t>[To generate the contents list: open in Word, click here, then press F9 — or use References ▸ Update Table.]</w:t>
-        <w:fldChar w:fldCharType="end"/>
+        <w:rPr>
+          <w:rFonts w:ascii="Calibri" w:hAnsi="Calibri"/>
+          <w:b w:val="0"/>
+          <w:i w:val="0"/>
+          <w:sz w:val="22"/>
+        </w:rPr>
+        <w:t>1. Purpose and status</w:t>
+      </w:r>
+    </w:p>
+    <w:p>
+      <w:pPr>
+        <w:spacing w:after="180" w:before="0" w:line="276" w:lineRule="auto"/>
+      </w:pPr>
+      <w:r>
+        <w:rPr>
+          <w:rFonts w:ascii="Calibri" w:hAnsi="Calibri"/>
+          <w:b w:val="0"/>
+          <w:i w:val="0"/>
+          <w:sz w:val="22"/>
+        </w:rPr>
+        <w:t>2. The teaching assignment</w:t>
+      </w:r>
+    </w:p>
+    <w:p>
+      <w:pPr>
+        <w:spacing w:after="180" w:before="0" w:line="276" w:lineRule="auto"/>
+      </w:pPr>
+      <w:r>
+        <w:rPr>
+          <w:rFonts w:ascii="Calibri" w:hAnsi="Calibri"/>
+          <w:b w:val="0"/>
+          <w:i w:val="0"/>
+          <w:sz w:val="22"/>
+        </w:rPr>
+        <w:t>3. The Semester 1 calendar</w:t>
+      </w:r>
+    </w:p>
+    <w:p>
+      <w:pPr>
+        <w:spacing w:after="180" w:before="0" w:line="276" w:lineRule="auto"/>
+      </w:pPr>
+      <w:r>
+        <w:rPr>
+          <w:rFonts w:ascii="Calibri" w:hAnsi="Calibri"/>
+          <w:b w:val="0"/>
+          <w:i w:val="0"/>
+          <w:sz w:val="22"/>
+        </w:rPr>
+        <w:t>4. The pedagogical model</w:t>
+      </w:r>
+    </w:p>
+    <w:p>
+      <w:pPr>
+        <w:spacing w:after="180" w:before="0" w:line="276" w:lineRule="auto"/>
+      </w:pPr>
+      <w:r>
+        <w:rPr>
+          <w:rFonts w:ascii="Calibri" w:hAnsi="Calibri"/>
+          <w:b w:val="0"/>
+          <w:i w:val="0"/>
+          <w:sz w:val="22"/>
+        </w:rPr>
+        <w:t>5. The 70/30 architecture</w:t>
+      </w:r>
+    </w:p>
+    <w:p>
+      <w:pPr>
+        <w:spacing w:after="180" w:before="0" w:line="276" w:lineRule="auto"/>
+      </w:pPr>
+      <w:r>
+        <w:rPr>
+          <w:rFonts w:ascii="Calibri" w:hAnsi="Calibri"/>
+          <w:b w:val="0"/>
+          <w:i w:val="0"/>
+          <w:sz w:val="22"/>
+        </w:rPr>
+        <w:t>6. The shape of the semester</w:t>
+      </w:r>
+    </w:p>
+    <w:p>
+      <w:pPr>
+        <w:spacing w:after="180" w:before="0" w:line="276" w:lineRule="auto"/>
+      </w:pPr>
+      <w:r>
+        <w:rPr>
+          <w:rFonts w:ascii="Calibri" w:hAnsi="Calibri"/>
+          <w:b w:val="0"/>
+          <w:i w:val="0"/>
+          <w:sz w:val="22"/>
+        </w:rPr>
+        <w:t>7. Assessment design</w:t>
+      </w:r>
+    </w:p>
+    <w:p>
+      <w:pPr>
+        <w:spacing w:after="180" w:before="0" w:line="276" w:lineRule="auto"/>
+      </w:pPr>
+      <w:r>
+        <w:rPr>
+          <w:rFonts w:ascii="Calibri" w:hAnsi="Calibri"/>
+          <w:b w:val="0"/>
+          <w:i w:val="0"/>
+          <w:sz w:val="22"/>
+        </w:rPr>
+        <w:t>8. Making it markable: the auto-grading stack</w:t>
+      </w:r>
+    </w:p>
+    <w:p>
+      <w:pPr>
+        <w:spacing w:after="180" w:before="0" w:line="276" w:lineRule="auto"/>
+      </w:pPr>
+      <w:r>
+        <w:rPr>
+          <w:rFonts w:ascii="Calibri" w:hAnsi="Calibri"/>
+          <w:b w:val="0"/>
+          <w:i w:val="0"/>
+          <w:sz w:val="22"/>
+        </w:rPr>
+        <w:t>9. Managing a hundred-student cohort</w:t>
+      </w:r>
+    </w:p>
+    <w:p>
+      <w:pPr>
+        <w:spacing w:after="180" w:before="0" w:line="276" w:lineRule="auto"/>
+      </w:pPr>
+      <w:r>
+        <w:rPr>
+          <w:rFonts w:ascii="Calibri" w:hAnsi="Calibri"/>
+          <w:b w:val="0"/>
+          <w:i w:val="0"/>
+          <w:sz w:val="22"/>
+        </w:rPr>
+        <w:t>10. Tooling, and why each tool appears when it does</w:t>
+      </w:r>
+    </w:p>
+    <w:p>
+      <w:pPr>
+        <w:spacing w:after="180" w:before="0" w:line="276" w:lineRule="auto"/>
+      </w:pPr>
+      <w:r>
+        <w:rPr>
+          <w:rFonts w:ascii="Calibri" w:hAnsi="Calibri"/>
+          <w:b w:val="0"/>
+          <w:i w:val="0"/>
+          <w:sz w:val="22"/>
+        </w:rPr>
+        <w:t>11. Dataset strategy</w:t>
+      </w:r>
+    </w:p>
+    <w:p>
+      <w:pPr>
+        <w:spacing w:after="180" w:before="0" w:line="276" w:lineRule="auto"/>
+      </w:pPr>
+      <w:r>
+        <w:rPr>
+          <w:rFonts w:ascii="Calibri" w:hAnsi="Calibri"/>
+          <w:b w:val="0"/>
+          <w:i w:val="0"/>
+          <w:sz w:val="22"/>
+        </w:rPr>
+        <w:t>12. Risk register</w:t>
+      </w:r>
+    </w:p>
+    <w:p>
+      <w:pPr>
+        <w:spacing w:after="180" w:before="0" w:line="276" w:lineRule="auto"/>
+      </w:pPr>
+      <w:r>
+        <w:rPr>
+          <w:rFonts w:ascii="Calibri" w:hAnsi="Calibri"/>
+          <w:b w:val="0"/>
+          <w:i w:val="0"/>
+          <w:sz w:val="22"/>
+        </w:rPr>
+        <w:t>13. What to build next, and in what order</w:t>
+      </w:r>
+    </w:p>
+    <w:p>
+      <w:pPr>
+        <w:spacing w:after="180" w:before="0" w:line="276" w:lineRule="auto"/>
+      </w:pPr>
+      <w:r>
+        <w:rPr>
+          <w:rFonts w:ascii="Calibri" w:hAnsi="Calibri"/>
+          <w:b w:val="0"/>
+          <w:i w:val="0"/>
+          <w:sz w:val="22"/>
+        </w:rPr>
+        <w:t>14. The bridge to Semester 2</w:t>
+      </w:r>
+    </w:p>
+    <w:p>
+      <w:pPr>
+        <w:spacing w:after="180" w:before="0" w:line="276" w:lineRule="auto"/>
+      </w:pPr>
+      <w:r>
+        <w:rPr>
+          <w:rFonts w:ascii="Calibri" w:hAnsi="Calibri"/>
+          <w:b w:val="0"/>
+          <w:i w:val="0"/>
+          <w:sz w:val="22"/>
+        </w:rPr>
+        <w:t>Appendix A · The fifteen weeks at a glance</w:t>
+      </w:r>
+    </w:p>
+    <w:p>
+      <w:pPr>
+        <w:spacing w:after="180" w:before="0" w:line="276" w:lineRule="auto"/>
+      </w:pPr>
+      <w:r>
+        <w:rPr>
+          <w:rFonts w:ascii="Calibri" w:hAnsi="Calibri"/>
+          <w:b w:val="0"/>
+          <w:i w:val="0"/>
+          <w:sz w:val="22"/>
+        </w:rPr>
+        <w:t>Appendix B · The graduate profile ladder</w:t>
       </w:r>
     </w:p>
     <w:p>
@@ -424,7 +639,7 @@
           <w:i w:val="0"/>
           <w:sz w:val="21"/>
         </w:rPr>
-        <w:t>The second is the Week 5 public holiday, discussed in Section 3. The third is marking capacity, and the arithmetic deserves to be stated plainly rather than glossed. Marked entirely by hand, this design comes to about two hundred and forty-five hours a semester — roughly sixteen hours a week on top of nine hours of teaching, which is not survivable. The auto-grading stack described in Section 8 takes that to about one hundred and nineteen hours, roughly eight hours a week, and Section 8 sets out exactly where the saving comes from. Eight hours a week is still worth quantifying in a Week 1 request rather than absorbing silently in December. The fourth is the assessment model itself, which must be confirmed before Week 5 because the first test falls in Week 7.</w:t>
+        <w:t>The second is the Week 5 public holiday, discussed in Section 3. The third is marking capacity: one lecturer cannot manually assess every submission. Deterministic checks handle code and numerical work; a calibrated local model is intended to handle supported reasoning evidence. Real grading time and exception rates must be measured in a pilot; no reduction in workload is yet a verified result. The fourth is Faculty confirmation of the assessment model before the first test in Week 7.</w:t>
       </w:r>
     </w:p>
     <w:p>
@@ -4041,7 +4256,7 @@
           <w:i w:val="0"/>
           <w:sz w:val="21"/>
         </w:rPr>
-        <w:t>Week 2 is the environment, and it is the highest-risk session of the semester for reasons that have nothing to do with pedagogy. A hundred students installing Python, VS Code and several packages over a shared connection will not work. The session is therefore designed offline-first: installers pre-staged on USB drives and the local network share, laboratory machines pre-provisioned, Google Colab declared as an official fallback, and six to eight of the stronger students recruited in advance as floor helpers. Every tool is introduced by the problem it solves rather than by name, and the session closes with Break and Fix — four deliberately broken environments that teams must diagnose. Meeting a module-not-found error under controlled conditions in Week 2 is vastly preferable to meeting it for the first time in the Week 14 test.</w:t>
+        <w:t>Week 2 teaches Colab notebooks and GitHub version control through a small cohort-specific CSV practical. Students upload the supplied notebook and CSV, explore execution order, repair four faults and save a fresh-run notebook. A prepared local lab provides the connection fallback. A2 requires the notebook, README and repository URL; its form closes at the start of Week 3.</w:t>
       </w:r>
     </w:p>
     <w:p>
@@ -4127,7 +4342,7 @@
           <w:i w:val="0"/>
           <w:sz w:val="21"/>
         </w:rPr>
-        <w:t>The first assessment week certifies data literacy, not modelling. Individually and offline, over two hours plus a twenty-five-minute written section, each student investigates an unfamiliar dataset from their own domain: profile it, find and handle its defects with a written justification for each, answer three stated engineering questions with evidence, produce three charts each captioned with the question it answers, list five findings, and make one recommendation. The written section then asks them about their own submission, with no computer: why that cleaning decision, what the chart does not show, what would change the conclusion, what data is missing.</w:t>
+        <w:t>The first assessment week certifies data literacy, not modelling. Individually and offline, over two hours plus a twenty-five-minute written section, each student investigates an unfamiliar dataset from their own domain: profile it, find and handle its defects with a written justification for each, answer three stated engineering questions with evidence, produce three charts each captioned with the question it answers, list five findings, and make one recommendation. The written section then asks them about their own submission, typed offline without code execution: why that cleaning decision, what the chart does not show, what would change the conclusion, what data is missing.</w:t>
       </w:r>
     </w:p>
     <w:p>
@@ -4213,7 +4428,7 @@
           <w:i w:val="0"/>
           <w:sz w:val="21"/>
         </w:rPr>
-        <w:t>Week 11 is where domain knowledge formally enters the model. A feature is engineering knowledge written in a form the model can use, and it is the one place where a domain engineer beats a better programmer. Each cohort has one demonstration feature chosen because it visibly outperforms the raw columns: the water-to-cement ratio for the civil and architecture cohort, a century-old piece of concrete technology; the reagent-to-feed ratio for mining and petroleum; and mechanical power from torque and angular velocity for the electrical, mechatronic and robotics cohort, which has the strongest physics-to-feature story of the three. Contributions are measured by ablation, and a feature that did not help must be reported rather than quietly deleted. The closing challenge splits the room: half of each pair of teams may use only raw columns, the other half must invent features and may not change the model. They generate the evidence for the week's argument themselves.</w:t>
+        <w:t>Week 11 is where domain knowledge formally enters the model. A feature is engineering knowledge written in a form the model can use, connecting domain understanding with programming. Each cohort tests a proposed feature against raw inputs under the same validation protocol: the water-to-cement ratio for the civil and architecture cohort, a century-old piece of concrete technology; the reagent-to-feed ratio for mining and petroleum; and mechanical power from torque and angular velocity for the electrical, mechatronic and robotics cohort, which has the strongest physics-to-feature story of the three. Contributions are measured by ablation, and a feature that did not help must be reported rather than quietly deleted. The closing challenge splits the room: half of each pair of teams may use only raw columns, the other half must invent features and may not change the model. They generate the evidence for the week's argument themselves.</w:t>
       </w:r>
     </w:p>
     <w:p>
@@ -4277,12 +4492,7 @@
           <w:i w:val="0"/>
           <w:sz w:val="21"/>
         </w:rPr>
-        <w:t>Week 15 is Demo Day. The format scales by cohort size: a two-round fair with laptops and posters for the large cohort, with six shortlisted plenary demonstrations, and full plenary presentation for the smaller ones. While the fair runs, every student answers two unseen questions about their own repository, recorded on a tally sheet — ninety seconds each, and the mechanism that makes a team mark individually accountable. Recognition is awarded for Best Engineering Reasoning, Best Investigation and Most Honest Limitations. There is deliberately no prize for highest accuracy. The session closes by putting the Week 1 promise back on the screen and asking the cohort whether it was kept.</w:t>
-      </w:r>
-    </w:p>
-    <w:p>
-      <w:r>
-        <w:br w:type="page"/>
+        <w:t>Week 15 is Demo Day. Every cohort uses a two-round fair with laptops and posters, followed by three selected demonstrations of at most six minutes each and two minutes for recognition. Every student submits individual typed answers to two repository-specific questions with their reflection. These provide evidence for local rubric assessment; brief live questioning is formative sampling, since one lecturer cannot conduct a three-minute viva for every student during the fair. Recognition is awarded for Best Engineering Reasoning, Best Investigation and Most Honest Limitations. There is deliberately no prize for highest accuracy. The session closes by putting the Week 1 promise back on the screen and asking the cohort whether it was kept.</w:t>
       </w:r>
     </w:p>
     <w:p>
@@ -4999,7 +5209,7 @@
                 <w:rFonts w:ascii="Calibri" w:hAnsi="Calibri"/>
                 <w:sz w:val="17"/>
               </w:rPr>
-              <w:t>Team, viva-moderated</w:t>
+              <w:t>Team + individual evidence</w:t>
             </w:r>
           </w:p>
         </w:tc>
@@ -5339,7 +5549,7 @@
                 <w:b/>
                 <w:sz w:val="17"/>
               </w:rPr>
-              <w:t>Machine-marked share of the total mark</w:t>
+              <w:t>Automated assessment coverage</w:t>
             </w:r>
           </w:p>
         </w:tc>
@@ -5409,7 +5619,7 @@
                 <w:rFonts w:ascii="Calibri" w:hAnsi="Calibri"/>
                 <w:sz w:val="17"/>
               </w:rPr>
-              <w:t>35%</w:t>
+              <w:t>Pilot pending</w:t>
             </w:r>
           </w:p>
         </w:tc>
@@ -5467,7 +5677,7 @@
           <w:i w:val="0"/>
           <w:sz w:val="21"/>
         </w:rPr>
-        <w:t>Every teaching session closes with a five-minute quiz of five multiple-choice questions, delivered by a QR code on the projector, taken on the students' own phones in the last five minutes, auto-marked, with the score and a teaching comment released the moment they submit. Twelve are graded, the best ten counting, at one per cent each: Weeks 1 to 6 and Weeks 8 to 13. Weeks 7 and 14 are the practical tests and Week 15 is Demo Day, so those three weeks carry no quiz. The Week 2 quiz does a second job. One of its five questions asks the student to read the output of their own environment setup, which tells the lecturer who does not have a working environment before Week 3 starts depending on it.</w:t>
+        <w:t>Every teaching session closes with a five-minute quiz of five multiple-choice questions, delivered by a QR code on the projector, taken on the students' own phones in the last five minutes, auto-marked, with the score and a teaching comment released the moment they submit. Twelve are graded, the best ten counting, at one per cent each: Weeks 1 to 6 and Weeks 8 to 13. Weeks 7 and 14 are the practical tests and Week 15 is Demo Day, so those three weeks carry no quiz. The Week 2 proof-of-life submission separately verifies that each student can run and save the supplied notebook.</w:t>
       </w:r>
     </w:p>
     <w:p>
@@ -5495,7 +5705,7 @@
           <w:i w:val="0"/>
           <w:sz w:val="21"/>
         </w:rPr>
-        <w:t>Two features are worth noting because they follow from auto-marking rather than merely surviving it. Because marking is free, the quiz can run every week rather than five times a semester, which turns it from an occasional gate into a weekly signal for the student and the lecturer alike. And there are no resits: only the best ten of the twelve count, so a student who misses two sessions, or a cohort that loses one to a network failure, is not penalised at all. A sitting lost to the network converts to a 48-hour asynchronous window, and the class is told so before they leave the room.</w:t>
+        <w:t>Two features are worth noting because they follow from auto-marking rather than merely surviving it. Because marking is free, the quiz can run every week rather than five times a semester, which turns it from an occasional gate into a weekly signal for the student and the lecturer alike. And there are no resits: only the best ten of the twelve count, so a student who misses two sessions, or a cohort that loses one to a network failure, is not penalised at all. A sitting lost to the network converts to a 24-hour asynchronous window, and the class is told so before they leave the room.</w:t>
       </w:r>
     </w:p>
     <w:p>
@@ -5866,7 +6076,7 @@
                 <w:color w:val="2E5C8A"/>
                 <w:sz w:val="19"/>
               </w:rPr>
-              <w:t>The standing marker rule</w:t>
+              <w:t>Apply the published criteria</w:t>
             </w:r>
           </w:p>
           <w:p>
@@ -5878,7 +6088,7 @@
                 <w:rFonts w:ascii="Calibri" w:hAnsi="Calibri"/>
                 <w:sz w:val="20"/>
               </w:rPr>
-              <w:t>A student is marked on what they can explain. If a submission contains work the student cannot account for in the viva or in the written reasoning section, the mark is reduced to the portion they can explain. This appears in the syllabus and is applied consistently. It is also what makes a permissive policy on AI assistance workable without any surveillance.</w:t>
+              <w:t>Execution, evidence and explanation earn their specified marks. Missing justification affects the relevant criterion; there is no unpublished whole-submission penalty based on a live answer. Individual typed defence and reflection are separate from shared project marks. Live questioning and peer comments are formative.</w:t>
             </w:r>
           </w:p>
         </w:tc>
@@ -5949,7 +6159,7 @@
           <w:i w:val="0"/>
           <w:sz w:val="21"/>
         </w:rPr>
-        <w:t>A design of this kind is only honest if it can actually be marked by the person teaching it. This section sets out the arithmetic and the five free tools that resolve it. The working code sits in the assessment-tools folder beside this document and has been tested; the companion Assessment Technology Build Plan covers installation, the weekly operating routine and the failure contingencies in detail.</w:t>
+        <w:t>The assessment workflow uses complete-cohort notebook execution, timed file uploads, local rubric assessment and ID-based grade imports. The operational implementation is in grader/. The companion Assessment Operations Plan gives setup and failure handling.</w:t>
       </w:r>
     </w:p>
     <w:p>
@@ -5957,7 +6167,7 @@
         <w:pStyle w:val="Heading2"/>
       </w:pPr>
       <w:r>
-        <w:t>The arithmetic, before and after</w:t>
+        <w:t>Workload evidence</w:t>
       </w:r>
     </w:p>
     <w:tbl>
@@ -5977,8 +6187,8 @@
         </w:tblBorders>
       </w:tblPr>
       <w:tblGrid>
-        <w:gridCol w:w="3426"/>
-        <w:gridCol w:w="2284"/>
+        <w:gridCol w:w="3045"/>
+        <w:gridCol w:w="2665"/>
         <w:gridCol w:w="1903"/>
         <w:gridCol w:w="1903"/>
       </w:tblGrid>
@@ -5988,7 +6198,7 @@
         </w:trPr>
         <w:tc>
           <w:tcPr>
-            <w:tcW w:type="dxa" w:w="3426"/>
+            <w:tcW w:type="dxa" w:w="3046"/>
             <w:shd w:val="clear" w:color="auto" w:fill="1F3864"/>
             <w:tcMar>
               <w:top w:w="60" w:type="dxa"/>
@@ -6014,7 +6224,7 @@
         </w:tc>
         <w:tc>
           <w:tcPr>
-            <w:tcW w:type="dxa" w:w="2284"/>
+            <w:tcW w:type="dxa" w:w="2665"/>
             <w:shd w:val="clear" w:color="auto" w:fill="1F3864"/>
             <w:tcMar>
               <w:top w:w="60" w:type="dxa"/>
@@ -6060,7 +6270,7 @@
                 <w:color w:val="FFFFFF"/>
                 <w:sz w:val="17"/>
               </w:rPr>
-              <w:t>Hours if all human</w:t>
+              <w:t>Illustrative human hours</w:t>
             </w:r>
           </w:p>
         </w:tc>
@@ -6086,7 +6296,7 @@
                 <w:color w:val="FFFFFF"/>
                 <w:sz w:val="17"/>
               </w:rPr>
-              <w:t>Hours with the stack</w:t>
+              <w:t>Automated workflow hours</w:t>
             </w:r>
           </w:p>
         </w:tc>
@@ -6094,7 +6304,7 @@
       <w:tr>
         <w:tc>
           <w:tcPr>
-            <w:tcW w:type="dxa" w:w="3426"/>
+            <w:tcW w:type="dxa" w:w="3046"/>
             <w:tcMar>
               <w:top w:w="60" w:type="dxa"/>
               <w:start w:w="90" w:type="dxa"/>
@@ -6118,24 +6328,24 @@
         </w:tc>
         <w:tc>
           <w:tcPr>
-            <w:tcW w:type="dxa" w:w="2284"/>
-            <w:tcMar>
-              <w:top w:w="60" w:type="dxa"/>
-              <w:start w:w="90" w:type="dxa"/>
-              <w:bottom w:w="60" w:type="dxa"/>
-              <w:end w:w="90" w:type="dxa"/>
-            </w:tcMar>
-          </w:tcPr>
-          <w:p>
-            <w:pPr>
-              <w:spacing w:after="0" w:line="252" w:lineRule="auto"/>
-            </w:pPr>
-            <w:r>
-              <w:rPr>
-                <w:rFonts w:ascii="Calibri" w:hAnsi="Calibri"/>
-                <w:sz w:val="17"/>
-              </w:rPr>
-              <w:t>11 × ~195 = ~2,145 items</w:t>
+            <w:tcW w:type="dxa" w:w="2665"/>
+            <w:tcMar>
+              <w:top w:w="60" w:type="dxa"/>
+              <w:start w:w="90" w:type="dxa"/>
+              <w:bottom w:w="60" w:type="dxa"/>
+              <w:end w:w="90" w:type="dxa"/>
+            </w:tcMar>
+          </w:tcPr>
+          <w:p>
+            <w:pPr>
+              <w:spacing w:after="0" w:line="252" w:lineRule="auto"/>
+            </w:pPr>
+            <w:r>
+              <w:rPr>
+                <w:rFonts w:ascii="Calibri" w:hAnsi="Calibri"/>
+                <w:sz w:val="17"/>
+              </w:rPr>
+              <w:t>11 x ~195</w:t>
             </w:r>
           </w:p>
         </w:tc>
@@ -6181,7 +6391,7 @@
                 <w:rFonts w:ascii="Calibri" w:hAnsi="Calibri"/>
                 <w:sz w:val="17"/>
               </w:rPr>
-              <w:t>10</w:t>
+              <w:t>Pilot pending</w:t>
             </w:r>
           </w:p>
         </w:tc>
@@ -6189,7 +6399,7 @@
       <w:tr>
         <w:tc>
           <w:tcPr>
-            <w:tcW w:type="dxa" w:w="3426"/>
+            <w:tcW w:type="dxa" w:w="3046"/>
             <w:tcMar>
               <w:top w:w="60" w:type="dxa"/>
               <w:start w:w="90" w:type="dxa"/>
@@ -6208,13 +6418,13 @@
                 <w:b/>
                 <w:sz w:val="17"/>
               </w:rPr>
-              <w:t>Weekly quizzes (new)</w:t>
-            </w:r>
-          </w:p>
-        </w:tc>
-        <w:tc>
-          <w:tcPr>
-            <w:tcW w:type="dxa" w:w="2284"/>
+              <w:t>Weekly quizzes</w:t>
+            </w:r>
+          </w:p>
+        </w:tc>
+        <w:tc>
+          <w:tcPr>
+            <w:tcW w:type="dxa" w:w="2665"/>
             <w:tcMar>
               <w:top w:w="60" w:type="dxa"/>
               <w:start w:w="90" w:type="dxa"/>
@@ -6232,7 +6442,7 @@
                 <w:rFonts w:ascii="Calibri" w:hAnsi="Calibri"/>
                 <w:sz w:val="17"/>
               </w:rPr>
-              <w:t>12 × ~195 = ~2,340 sittings</w:t>
+              <w:t>12 x ~195</w:t>
             </w:r>
           </w:p>
         </w:tc>
@@ -6256,7 +6466,7 @@
                 <w:rFonts w:ascii="Calibri" w:hAnsi="Calibri"/>
                 <w:sz w:val="17"/>
               </w:rPr>
-              <w:t>—</w:t>
+              <w:t>0</w:t>
             </w:r>
           </w:p>
         </w:tc>
@@ -6288,7 +6498,7 @@
       <w:tr>
         <w:tc>
           <w:tcPr>
-            <w:tcW w:type="dxa" w:w="3426"/>
+            <w:tcW w:type="dxa" w:w="3046"/>
             <w:tcMar>
               <w:top w:w="60" w:type="dxa"/>
               <w:start w:w="90" w:type="dxa"/>
@@ -6312,7 +6522,7 @@
         </w:tc>
         <w:tc>
           <w:tcPr>
-            <w:tcW w:type="dxa" w:w="2284"/>
+            <w:tcW w:type="dxa" w:w="2665"/>
             <w:tcMar>
               <w:top w:w="60" w:type="dxa"/>
               <w:start w:w="90" w:type="dxa"/>
@@ -6375,7 +6585,7 @@
                 <w:rFonts w:ascii="Calibri" w:hAnsi="Calibri"/>
                 <w:sz w:val="17"/>
               </w:rPr>
-              <w:t>16</w:t>
+              <w:t>Pilot pending</w:t>
             </w:r>
           </w:p>
         </w:tc>
@@ -6383,7 +6593,7 @@
       <w:tr>
         <w:tc>
           <w:tcPr>
-            <w:tcW w:type="dxa" w:w="3426"/>
+            <w:tcW w:type="dxa" w:w="3046"/>
             <w:tcMar>
               <w:top w:w="60" w:type="dxa"/>
               <w:start w:w="90" w:type="dxa"/>
@@ -6408,7 +6618,7 @@
         </w:tc>
         <w:tc>
           <w:tcPr>
-            <w:tcW w:type="dxa" w:w="2284"/>
+            <w:tcW w:type="dxa" w:w="2665"/>
             <w:tcMar>
               <w:top w:w="60" w:type="dxa"/>
               <w:start w:w="90" w:type="dxa"/>
@@ -6474,7 +6684,7 @@
                 <w:rFonts w:ascii="Calibri" w:hAnsi="Calibri"/>
                 <w:sz w:val="17"/>
               </w:rPr>
-              <w:t>16</w:t>
+              <w:t>Pilot pending</w:t>
             </w:r>
           </w:p>
         </w:tc>
@@ -6482,7 +6692,7 @@
       <w:tr>
         <w:tc>
           <w:tcPr>
-            <w:tcW w:type="dxa" w:w="3426"/>
+            <w:tcW w:type="dxa" w:w="3046"/>
             <w:tcMar>
               <w:top w:w="60" w:type="dxa"/>
               <w:start w:w="90" w:type="dxa"/>
@@ -6506,7 +6716,7 @@
         </w:tc>
         <w:tc>
           <w:tcPr>
-            <w:tcW w:type="dxa" w:w="2284"/>
+            <w:tcW w:type="dxa" w:w="2665"/>
             <w:tcMar>
               <w:top w:w="60" w:type="dxa"/>
               <w:start w:w="90" w:type="dxa"/>
@@ -6569,7 +6779,7 @@
                 <w:rFonts w:ascii="Calibri" w:hAnsi="Calibri"/>
                 <w:sz w:val="17"/>
               </w:rPr>
-              <w:t>18</w:t>
+              <w:t>Pilot pending</w:t>
             </w:r>
           </w:p>
         </w:tc>
@@ -6577,7 +6787,7 @@
       <w:tr>
         <w:tc>
           <w:tcPr>
-            <w:tcW w:type="dxa" w:w="3426"/>
+            <w:tcW w:type="dxa" w:w="3046"/>
             <w:tcMar>
               <w:top w:w="60" w:type="dxa"/>
               <w:start w:w="90" w:type="dxa"/>
@@ -6596,13 +6806,13 @@
                 <w:b/>
                 <w:sz w:val="17"/>
               </w:rPr>
-              <w:t>Engineering ML Project and 4 milestones</w:t>
-            </w:r>
-          </w:p>
-        </w:tc>
-        <w:tc>
-          <w:tcPr>
-            <w:tcW w:type="dxa" w:w="2284"/>
+              <w:t>Engineering ML Project + milestones</w:t>
+            </w:r>
+          </w:p>
+        </w:tc>
+        <w:tc>
+          <w:tcPr>
+            <w:tcW w:type="dxa" w:w="2665"/>
             <w:tcMar>
               <w:top w:w="60" w:type="dxa"/>
               <w:start w:w="90" w:type="dxa"/>
@@ -6668,7 +6878,7 @@
                 <w:rFonts w:ascii="Calibri" w:hAnsi="Calibri"/>
                 <w:sz w:val="17"/>
               </w:rPr>
-              <w:t>43</w:t>
+              <w:t>Pilot pending</w:t>
             </w:r>
           </w:p>
         </w:tc>
@@ -6676,7 +6886,7 @@
       <w:tr>
         <w:tc>
           <w:tcPr>
-            <w:tcW w:type="dxa" w:w="3426"/>
+            <w:tcW w:type="dxa" w:w="3046"/>
             <w:tcMar>
               <w:top w:w="60" w:type="dxa"/>
               <w:start w:w="90" w:type="dxa"/>
@@ -6694,13 +6904,13 @@
                 <w:b/>
                 <w:sz w:val="17"/>
               </w:rPr>
-              <w:t>Demonstration, viva and reflection</w:t>
-            </w:r>
-          </w:p>
-        </w:tc>
-        <w:tc>
-          <w:tcPr>
-            <w:tcW w:type="dxa" w:w="2284"/>
+              <w:t>Demo and reflection</w:t>
+            </w:r>
+          </w:p>
+        </w:tc>
+        <w:tc>
+          <w:tcPr>
+            <w:tcW w:type="dxa" w:w="2665"/>
             <w:tcMar>
               <w:top w:w="60" w:type="dxa"/>
               <w:start w:w="90" w:type="dxa"/>
@@ -6740,7 +6950,7 @@
                 <w:rFonts w:ascii="Calibri" w:hAnsi="Calibri"/>
                 <w:sz w:val="17"/>
               </w:rPr>
-              <w:t>15</w:t>
+              <w:t>16</w:t>
             </w:r>
           </w:p>
         </w:tc>
@@ -6763,7 +6973,7 @@
                 <w:rFonts w:ascii="Calibri" w:hAnsi="Calibri"/>
                 <w:sz w:val="17"/>
               </w:rPr>
-              <w:t>15</w:t>
+              <w:t>Pilot pending</w:t>
             </w:r>
           </w:p>
         </w:tc>
@@ -6771,7 +6981,7 @@
       <w:tr>
         <w:tc>
           <w:tcPr>
-            <w:tcW w:type="dxa" w:w="3426"/>
+            <w:tcW w:type="dxa" w:w="3046"/>
             <w:tcMar>
               <w:top w:w="60" w:type="dxa"/>
               <w:start w:w="90" w:type="dxa"/>
@@ -6796,7 +7006,7 @@
         </w:tc>
         <w:tc>
           <w:tcPr>
-            <w:tcW w:type="dxa" w:w="2284"/>
+            <w:tcW w:type="dxa" w:w="2665"/>
             <w:tcMar>
               <w:top w:w="60" w:type="dxa"/>
               <w:start w:w="90" w:type="dxa"/>
@@ -6862,106 +7072,7 @@
                 <w:rFonts w:ascii="Calibri" w:hAnsi="Calibri"/>
                 <w:sz w:val="17"/>
               </w:rPr>
-              <w:t>1</w:t>
-            </w:r>
-          </w:p>
-        </w:tc>
-      </w:tr>
-      <w:tr>
-        <w:tc>
-          <w:tcPr>
-            <w:tcW w:type="dxa" w:w="3426"/>
-            <w:tcMar>
-              <w:top w:w="60" w:type="dxa"/>
-              <w:start w:w="90" w:type="dxa"/>
-              <w:bottom w:w="60" w:type="dxa"/>
-              <w:end w:w="90" w:type="dxa"/>
-            </w:tcMar>
-            <w:shd w:val="clear" w:color="auto" w:fill="E2EFDA"/>
-          </w:tcPr>
-          <w:p>
-            <w:pPr>
-              <w:spacing w:after="0" w:line="252" w:lineRule="auto"/>
-            </w:pPr>
-            <w:r>
-              <w:rPr>
-                <w:rFonts w:ascii="Calibri" w:hAnsi="Calibri"/>
-                <w:b/>
-                <w:sz w:val="17"/>
-              </w:rPr>
-              <w:t>TOTAL PER SEMESTER</w:t>
-            </w:r>
-          </w:p>
-        </w:tc>
-        <w:tc>
-          <w:tcPr>
-            <w:tcW w:type="dxa" w:w="2284"/>
-            <w:tcMar>
-              <w:top w:w="60" w:type="dxa"/>
-              <w:start w:w="90" w:type="dxa"/>
-              <w:bottom w:w="60" w:type="dxa"/>
-              <w:end w:w="90" w:type="dxa"/>
-            </w:tcMar>
-            <w:shd w:val="clear" w:color="auto" w:fill="E2EFDA"/>
-          </w:tcPr>
-          <w:p>
-            <w:pPr>
-              <w:spacing w:after="0" w:line="252" w:lineRule="auto"/>
-            </w:pPr>
-            <w:r>
-              <w:rPr>
-                <w:rFonts w:ascii="Calibri" w:hAnsi="Calibri"/>
-                <w:sz w:val="17"/>
-              </w:rPr>
-              <w:t>126 hours saved</w:t>
-            </w:r>
-          </w:p>
-        </w:tc>
-        <w:tc>
-          <w:tcPr>
-            <w:tcW w:type="dxa" w:w="1904"/>
-            <w:tcMar>
-              <w:top w:w="60" w:type="dxa"/>
-              <w:start w:w="90" w:type="dxa"/>
-              <w:bottom w:w="60" w:type="dxa"/>
-              <w:end w:w="90" w:type="dxa"/>
-            </w:tcMar>
-            <w:shd w:val="clear" w:color="auto" w:fill="E2EFDA"/>
-          </w:tcPr>
-          <w:p>
-            <w:pPr>
-              <w:spacing w:after="0" w:line="252" w:lineRule="auto"/>
-            </w:pPr>
-            <w:r>
-              <w:rPr>
-                <w:rFonts w:ascii="Calibri" w:hAnsi="Calibri"/>
-                <w:sz w:val="17"/>
-              </w:rPr>
-              <w:t>246 h  (≈16 h/week)</w:t>
-            </w:r>
-          </w:p>
-        </w:tc>
-        <w:tc>
-          <w:tcPr>
-            <w:tcW w:type="dxa" w:w="1904"/>
-            <w:tcMar>
-              <w:top w:w="60" w:type="dxa"/>
-              <w:start w:w="90" w:type="dxa"/>
-              <w:bottom w:w="60" w:type="dxa"/>
-              <w:end w:w="90" w:type="dxa"/>
-            </w:tcMar>
-            <w:shd w:val="clear" w:color="auto" w:fill="E2EFDA"/>
-          </w:tcPr>
-          <w:p>
-            <w:pPr>
-              <w:spacing w:after="0" w:line="252" w:lineRule="auto"/>
-            </w:pPr>
-            <w:r>
-              <w:rPr>
-                <w:rFonts w:ascii="Calibri" w:hAnsi="Calibri"/>
-                <w:sz w:val="17"/>
-              </w:rPr>
-              <w:t>120 h  (≈8 h/week)</w:t>
+              <w:t>Pilot pending</w:t>
             </w:r>
           </w:p>
         </w:tc>
@@ -6969,8 +7080,157 @@
     </w:tbl>
     <w:p>
       <w:pPr>
-        <w:spacing w:after="240"/>
+        <w:spacing w:after="160" w:before="0" w:line="276" w:lineRule="auto"/>
       </w:pPr>
+      <w:r>
+        <w:rPr>
+          <w:rFonts w:ascii="Calibri" w:hAnsi="Calibri"/>
+          <w:b w:val="0"/>
+          <w:i w:val="0"/>
+          <w:sz w:val="21"/>
+        </w:rPr>
+        <w:t>Before values are illustrative estimates. Measure model calibration, file retries and exception handling during the pilot; earlier fixed savings claims were unverified. The lecturer should not routinely read every submission.</w:t>
+      </w:r>
+    </w:p>
+    <w:p>
+      <w:pPr>
+        <w:pStyle w:val="Heading2"/>
+      </w:pPr>
+      <w:r>
+        <w:t>Implemented components</w:t>
+      </w:r>
+    </w:p>
+    <w:p>
+      <w:pPr>
+        <w:pStyle w:val="Heading3"/>
+      </w:pPr>
+      <w:r>
+        <w:t>Layer A - Weekly quizzes</w:t>
+      </w:r>
+    </w:p>
+    <w:p>
+      <w:pPr>
+        <w:spacing w:after="160" w:before="0" w:line="276" w:lineRule="auto"/>
+      </w:pPr>
+      <w:r>
+        <w:rPr>
+          <w:rFonts w:ascii="Calibri" w:hAnsi="Calibri"/>
+          <w:b w:val="0"/>
+          <w:i w:val="0"/>
+          <w:sz w:val="21"/>
+        </w:rPr>
+        <w:t>Five questions; automated score and teaching feedback. Google Forms quizzes + gradebook.gs. Five-minute classroom target; existing 24-hour availability window. Server timestamps enforce the shared close time. Sign-in and roster matching support deduplication.</w:t>
+      </w:r>
+    </w:p>
+    <w:p>
+      <w:pPr>
+        <w:pStyle w:val="Heading3"/>
+      </w:pPr>
+      <w:r>
+        <w:t>Layer B - Notebook grading</w:t>
+      </w:r>
+    </w:p>
+    <w:p>
+      <w:pPr>
+        <w:spacing w:after="160" w:before="0" w:line="276" w:lineRule="auto"/>
+      </w:pPr>
+      <w:r>
+        <w:rPr>
+          <w:rFonts w:ascii="Calibri" w:hAnsi="Calibri"/>
+          <w:b w:val="0"/>
+          <w:i w:val="0"/>
+          <w:sz w:val="21"/>
+        </w:rPr>
+        <w:t>Run all submitted notebooks against independent task-specific checks. grader/batch_grade.py; restricted Docker worker. Prebuild the image. Hidden checks remain on the host. Never use practice receipts or a sample as final marks.</w:t>
+      </w:r>
+    </w:p>
+    <w:p>
+      <w:pPr>
+        <w:pStyle w:val="Heading3"/>
+      </w:pPr>
+      <w:r>
+        <w:t>Layer C - Reasoning and practical tests</w:t>
+      </w:r>
+    </w:p>
+    <w:p>
+      <w:pPr>
+        <w:spacing w:after="160" w:before="0" w:line="276" w:lineRule="auto"/>
+      </w:pPr>
+      <w:r>
+        <w:rPr>
+          <w:rFonts w:ascii="Calibri" w:hAnsi="Calibri"/>
+          <w:b w:val="0"/>
+          <w:i w:val="0"/>
+          <w:sz w:val="21"/>
+        </w:rPr>
+        <w:t>Use deterministic checks for code and a calibrated local rubric for reasoning. grader/artifact_grade.py; Ollama on loopback. W02 combines 14 deterministic marks and 6 rubric marks. Exam-specific tasks and checks must be finalized before the test. Exceptions remain blank until resolved.</w:t>
+      </w:r>
+    </w:p>
+    <w:p>
+      <w:pPr>
+        <w:pStyle w:val="Heading3"/>
+      </w:pPr>
+      <w:r>
+        <w:t>Layer D - Gradebook</w:t>
+      </w:r>
+    </w:p>
+    <w:p>
+      <w:pPr>
+        <w:spacing w:after="160" w:before="0" w:line="276" w:lineRule="auto"/>
+      </w:pPr>
+      <w:r>
+        <w:rPr>
+          <w:rFonts w:ascii="Calibri" w:hAnsi="Calibri"/>
+          <w:b w:val="0"/>
+          <w:i w:val="0"/>
+          <w:sz w:val="21"/>
+        </w:rPr>
+        <w:t>Match student registration numbers, calculate weights, apply best-of rules and flag missing work. grader/gradebook.gs. Invalid marks, unknown IDs and unresolved statuses are rejected before writing. Faculty grade bands remain unconfigured.</w:t>
+      </w:r>
+    </w:p>
+    <w:p>
+      <w:pPr>
+        <w:pStyle w:val="Heading3"/>
+      </w:pPr>
+      <w:r>
+        <w:t>Layer E - Submission collection</w:t>
+      </w:r>
+    </w:p>
+    <w:p>
+      <w:pPr>
+        <w:spacing w:after="160" w:before="0" w:line="276" w:lineRule="auto"/>
+      </w:pPr>
+      <w:r>
+        <w:rPr>
+          <w:rFonts w:ascii="Calibri" w:hAnsi="Calibri"/>
+          <w:b w:val="0"/>
+          <w:i w:val="0"/>
+          <w:sz w:val="21"/>
+        </w:rPr>
+        <w:t>Collect notebook, report and slide uploads within dated windows. grader/submission_forms.gs; prepare_submissions.py. One upload template is made in Forms UI. All 52 forms are resumable; DA windows remain closed until dates are supplied. Trigger delays cannot make a late response eligible.</w:t>
+      </w:r>
+    </w:p>
+    <w:p>
+      <w:pPr>
+        <w:pStyle w:val="Heading3"/>
+      </w:pPr>
+      <w:r>
+        <w:t>Independent DA track</w:t>
+      </w:r>
+    </w:p>
+    <w:p>
+      <w:pPr>
+        <w:spacing w:after="160" w:before="0" w:line="276" w:lineRule="auto"/>
+      </w:pPr>
+      <w:r>
+        <w:rPr>
+          <w:rFonts w:ascii="Calibri" w:hAnsi="Calibri"/>
+          <w:b w:val="0"/>
+          <w:i w:val="0"/>
+          <w:sz w:val="21"/>
+        </w:rPr>
+        <w:t>Grade the SQL checkpoint and report/presentation evidence separately. grader/da_sql_grade.py and local rubric grader. Keep DA grades separate from IUEA. Text extraction does not assess visual layout or interactive dashboard behaviour.</w:t>
+      </w:r>
     </w:p>
     <w:tbl>
       <w:tblPr>
@@ -7011,7 +7271,7 @@
                 <w:color w:val="2E5C8A"/>
                 <w:sz w:val="19"/>
               </w:rPr>
-              <w:t>Where the saving actually comes from — and where it does not</w:t>
+              <w:t>Record ownership and continuity</w:t>
             </w:r>
           </w:p>
           <w:p>
@@ -7023,183 +7283,7 @@
                 <w:rFonts w:ascii="Calibri" w:hAnsi="Calibri"/>
                 <w:sz w:val="20"/>
               </w:rPr>
-              <w:t>The QR quizzes are not what fixes the workload. They cost nothing to mark, but marking them was never the problem. The problem is roughly 2,145 weekly practical submissions, and it is the notebook auto-grader that removes about 97 hours of it. What the quizzes do instead is different and also valuable: instant feedback for the student, a weekly engagement signal across ~195 students that is otherwise invisible, and the freedom to move assessment weight away from work that is expensive to mark. Both are worth having. Only one of them solves the capacity problem.</w:t>
-            </w:r>
-          </w:p>
-        </w:tc>
-      </w:tr>
-    </w:tbl>
-    <w:p>
-      <w:pPr>
-        <w:spacing w:after="160"/>
-      </w:pPr>
-    </w:p>
-    <w:p>
-      <w:pPr>
-        <w:pStyle w:val="Heading2"/>
-      </w:pPr>
-      <w:r>
-        <w:t>The five layers</w:t>
-      </w:r>
-    </w:p>
-    <w:p>
-      <w:pPr>
-        <w:spacing w:after="160" w:before="0" w:line="276" w:lineRule="auto"/>
-      </w:pPr>
-      <w:r>
-        <w:rPr>
-          <w:rFonts w:ascii="Calibri" w:hAnsi="Calibri"/>
-          <w:b w:val="0"/>
-          <w:i w:val="0"/>
-          <w:sz w:val="21"/>
-        </w:rPr>
-        <w:t>Layer A delivers the weekly quizzes through Google Forms in quiz mode, reached by a QR code on the projector, with responses landing in a Google Sheet and the score released on submission. It is free on a personal Google account. Two limits are worth knowing before building it: Forms has no native timer, so the reliable free method is to open the form and switch off responses after five minutes; and Forms cannot work offline at all, which is why the best-ten-of-twelve rule and the 48-hour asynchronous fallback exist.</w:t>
-      </w:r>
-    </w:p>
-    <w:p>
-      <w:pPr>
-        <w:spacing w:after="160" w:before="0" w:line="276" w:lineRule="auto"/>
-      </w:pPr>
-      <w:r>
-        <w:rPr>
-          <w:rFonts w:ascii="Calibri" w:hAnsi="Calibri"/>
-          <w:b w:val="0"/>
-          <w:i w:val="0"/>
-          <w:sz w:val="21"/>
-        </w:rPr>
-        <w:t>Layer B is the notebook auto-grader, and it is the one that matters. It was written for this course in the Python standard library alone — no Docker, no package installs, no server, no continuous-integration minutes — because everything in this course has to survive an unreliable connection. It executes each submission from a clean state, checks named variables against a test specification, and produces a CSV of scores plus a per-student feedback file. It graded 195 notebooks in sixty-three seconds in testing. The same specification ships to students with the hidden tests withheld, so they can self-check before submitting and arrive at the deadline already knowing their notebook runs. That last detail changes student behaviour more than the marking saving does.</w:t>
-      </w:r>
-    </w:p>
-    <w:p>
-      <w:pPr>
-        <w:spacing w:after="160" w:before="0" w:line="276" w:lineRule="auto"/>
-      </w:pPr>
-      <w:r>
-        <w:rPr>
-          <w:rFonts w:ascii="Calibri" w:hAnsi="Calibri"/>
-          <w:b w:val="0"/>
-          <w:i w:val="0"/>
-          <w:sz w:val="21"/>
-        </w:rPr>
-        <w:t>The obvious alternatives were considered and rejected on constraints rather than quality, and the reasons should be stated precisely rather than as slogans. Otter-grader's containerised batch grading needs Docker installed and an image pulled, though its local mode does not. Nbgrader needs no Docker and can be used without JupyterHub, but its collect-and-distribute exchange — the part that would actually save the handling time — assumes one. Neither is a criticism of the tool; both are dependencies that this course cannot rely on over an unreliable connection in the week marks are due.</w:t>
-      </w:r>
-    </w:p>
-    <w:p>
-      <w:pPr>
-        <w:spacing w:after="160" w:before="0" w:line="276" w:lineRule="auto"/>
-      </w:pPr>
-      <w:r>
-        <w:rPr>
-          <w:rFonts w:ascii="Calibri" w:hAnsi="Calibri"/>
-          <w:b w:val="0"/>
-          <w:i w:val="0"/>
-          <w:sz w:val="21"/>
-        </w:rPr>
-        <w:t>Layer C extends the same grader to the two practical tests. Students record their Part A answers in a structured dictionary inside the test notebook, which the grader marks offline after the sitting — forty of the hundred marks on Test 1 and forty-five on Test 2. The cap is deliberate and should be defended: the reasoning and justification marks stay human because they are the reason the tests exist at all. Across the whole course, thirty-five per cent of the mark is machine-marked and sixty-five per cent is not.</w:t>
-      </w:r>
-    </w:p>
-    <w:p>
-      <w:pPr>
-        <w:spacing w:after="160" w:before="0" w:line="276" w:lineRule="auto"/>
-      </w:pPr>
-      <w:r>
-        <w:rPr>
-          <w:rFonts w:ascii="Calibri" w:hAnsi="Calibri"/>
-          <w:b w:val="0"/>
-          <w:i w:val="0"/>
-          <w:sz w:val="21"/>
-        </w:rPr>
-        <w:t>Layer D is the gradebook — a Google Sheet with an Apps Script that computes the weighted total, applies the best-eight-of-eleven and best-ten-of-twelve rules, flags missing submissions and emails each student their current standing. One verified limit shapes how it is used: a free Gmail account can send to only about a hundred recipients a day, so a mail-out to 195 students runs over two days, and the script is written to checkpoint and resume. Layer E is a short script that pulls every student's repository for a given week into one folder, which turns the weekly grading run into a single command and reuses the Git workflow the course already teaches in Week 2.</w:t>
-      </w:r>
-    </w:p>
-    <w:p>
-      <w:pPr>
-        <w:pStyle w:val="Heading2"/>
-      </w:pPr>
-      <w:r>
-        <w:t>What is deliberately not being built</w:t>
-      </w:r>
-    </w:p>
-    <w:p>
-      <w:pPr>
-        <w:spacing w:after="160" w:before="0" w:line="276" w:lineRule="auto"/>
-      </w:pPr>
-      <w:r>
-        <w:rPr>
-          <w:rFonts w:ascii="Calibri" w:hAnsi="Calibri"/>
-          <w:b w:val="0"/>
-          <w:i w:val="0"/>
-          <w:sz w:val="21"/>
-        </w:rPr>
-        <w:t>No custom web application, no self-hosted quiz server, no mobile app. Building software while teaching nine hours a week and authoring eighteen test datasets is a reliable way to lose the semester. Everything above is either an existing free tool or a short script that has already been written and tested.</w:t>
-      </w:r>
-    </w:p>
-    <w:p>
-      <w:pPr>
-        <w:spacing w:after="160" w:before="0" w:line="276" w:lineRule="auto"/>
-      </w:pPr>
-      <w:r>
-        <w:rPr>
-          <w:rFonts w:ascii="Calibri" w:hAnsi="Calibri"/>
-          <w:b w:val="0"/>
-          <w:i w:val="0"/>
-          <w:sz w:val="21"/>
-        </w:rPr>
-        <w:t>One gap should be stated rather than discovered: nothing in this stack detects plagiarism. With shared accommodation and shared wifi, near-identical notebooks will occur, and only the viva and the two offline tests will catch it. A student-facing progress dashboard would, incidentally, make an excellent Semester 2 capstone project — a better use of it than lecturer time now.</w:t>
-      </w:r>
-    </w:p>
-    <w:tbl>
-      <w:tblPr>
-        <w:tblW w:type="auto" w:w="0"/>
-        <w:jc w:val="center"/>
-        <w:tblLayout w:type="fixed"/>
-        <w:tblLook w:firstColumn="1" w:firstRow="1" w:lastColumn="0" w:lastRow="0" w:noHBand="0" w:noVBand="1" w:val="04A0"/>
-        <w:tblBorders>
-          <w:top w:val="single" w:sz="6" w:space="0" w:color="C55A11"/>
-          <w:bottom w:val="single" w:sz="6" w:space="0" w:color="C55A11"/>
-          <w:left w:val="single" w:sz="24" w:space="0" w:color="C55A11"/>
-          <w:right w:val="single" w:sz="6" w:space="0" w:color="C55A11"/>
-        </w:tblBorders>
-      </w:tblPr>
-      <w:tblGrid>
-        <w:gridCol w:w="9518"/>
-      </w:tblGrid>
-      <w:tr>
-        <w:tc>
-          <w:tcPr>
-            <w:tcW w:type="dxa" w:w="9518"/>
-            <w:tcMar>
-              <w:top w:w="110" w:type="dxa"/>
-              <w:start w:w="170" w:type="dxa"/>
-              <w:bottom w:w="110" w:type="dxa"/>
-              <w:end w:w="140" w:type="dxa"/>
-            </w:tcMar>
-            <w:shd w:val="clear" w:color="auto" w:fill="FFF2CC"/>
-          </w:tcPr>
-          <w:p>
-            <w:pPr>
-              <w:spacing w:after="60"/>
-            </w:pPr>
-            <w:r>
-              <w:rPr>
-                <w:rFonts w:ascii="Calibri" w:hAnsi="Calibri"/>
-                <w:b/>
-                <w:color w:val="C55A11"/>
-                <w:sz w:val="19"/>
-              </w:rPr>
-              <w:t>One institutional consequence of having no LMS</w:t>
-            </w:r>
-          </w:p>
-          <w:p>
-            <w:pPr>
-              <w:spacing w:after="0" w:line="269" w:lineRule="auto"/>
-            </w:pPr>
-            <w:r>
-              <w:rPr>
-                <w:rFonts w:ascii="Calibri" w:hAnsi="Calibri"/>
-                <w:sz w:val="20"/>
-              </w:rPr>
-              <w:t>Because IUEA has no institutional learning platform, quiz responses and the gradebook will live in the lecturer's personal Google account. That raises real questions of ownership, continuity and data protection for official marks, and it should be put to the Faculty in writing in Week 1. Two interim measures are cheap and should happen regardless: export the responses and gradebook to the course share as CSV at the end of every block, so the authoritative record is a file the university holds rather than an account tied to one person; and collect the student number rather than personal email addresses. If an LMS arrives later, Layers A and D move across without touching the rest.</w:t>
+              <w:t>Keep the roster and gradebook private. Export audit records and grades to an institution-controlled location after each block. Google sign-in email supports roster matching; local model input removes routine identifiers. No grading content is sent to an external AI provider.</w:t>
             </w:r>
           </w:p>
         </w:tc>
@@ -7257,7 +7341,7 @@
           <w:i w:val="0"/>
           <w:sz w:val="21"/>
         </w:rPr>
-        <w:t>The second is two-tier practicals. Every lab has a core tier that everyone must complete and a stretch tier for those who finish early, which means the fast students are extended rather than idle and the slower ones are not left behind by a single pace. The third is the floor-helper system: six to eight students identified early and recruited to help, briefed to ask questions rather than fix code. This is scaffolding and recognition at the same time, and it is what makes the Week 2 install clinic survivable.</w:t>
+        <w:t>The second is two-tier practicals. Every lab has a core tier that everyone must complete and a stretch tier for those who finish early, which means the fast students are extended rather than idle and the slower ones are not left behind by a single pace. The third is the floor-helper system: six to eight students identified early and recruited to help, briefed to ask questions rather than fix code. This is scaffolding and recognition at the same time, and it is what makes the Week 2 practical survivable.</w:t>
       </w:r>
     </w:p>
     <w:p>
@@ -7271,7 +7355,7 @@
           <w:i w:val="0"/>
           <w:sz w:val="21"/>
         </w:rPr>
-        <w:t>The fourth is individual accountability inside team work, which rests on the sixty-five per cent individual mark, the contribution log cross-checked against repository commit history, and the two unseen viva questions in Week 15. Together these mean that a student who contributed nothing cannot be carried, and — equally important — a student who contributed a great deal is not penalised by a weak teammate.</w:t>
+        <w:t>The fourth is individual accountability inside team work, which rests on the sixty-five per cent individual mark, the contribution log with repository evidence, and two individual typed defence answers in Week 15. Shared project and individual marks remain separate; a live response does not silently rescale a team mark. The repository-history evidence route still requires validation.</w:t>
       </w:r>
     </w:p>
     <w:p>
@@ -7285,7 +7369,7 @@
           <w:i w:val="0"/>
           <w:sz w:val="21"/>
         </w:rPr>
-        <w:t>Two sessions need explicit crowd logistics rather than good intentions. The Week 13 studio requires a published clinic booking sheet, because eighty-five minutes across twenty-two teams is under four minutes each and an unmanaged queue wastes the session. The Week 15 demonstration requires a fair format with two rounds and a plenary shortlist, because the fair itself is a hundred and thirty minutes with the viva sampling running inside it: twenty-two consecutive six-minute demonstrations is a hundred and thirty-two minutes before a single question is asked, which leaves nothing for the plenary shortlist or the close. Running it as a fair also means every team presents four or five times to small groups rather than once to a room that has stopped listening.</w:t>
+        <w:t>Two sessions need explicit crowd logistics rather than good intentions. The Week 13 studio requires a published clinic booking sheet, because ninety-five minutes across twenty-two teams is about four minutes each and an unmanaged queue wastes the session. The Week 15 demonstration requires a fair format with two rounds and a plenary shortlist, because the fair itself is a hundred and thirty minutes with formative questioning running inside it: twenty-two consecutive six-minute demonstrations is a hundred and thirty-two minutes before a single question is asked, which leaves nothing for the plenary shortlist or the close. Running it as a fair also means every team presents four or five times to small groups rather than once to a room that has stopped listening.</w:t>
       </w:r>
     </w:p>
     <w:p>
@@ -8963,7 +9047,7 @@
           <w:i w:val="0"/>
           <w:sz w:val="21"/>
         </w:rPr>
-        <w:t>Fifteen risks are recorded in full in the workbook with owners and mitigations. The six that will most likely determine whether the semester runs as designed are summarised here, and the first three require action inside the first fortnight.</w:t>
+        <w:t>The risks are recorded in full in the workbook with owners and mitigations. The seven that will most likely determine whether the semester runs as designed are summarised here, and the first three require action inside the first fortnight.</w:t>
       </w:r>
     </w:p>
     <w:tbl>
@@ -9261,7 +9345,7 @@
                 <w:rFonts w:ascii="Calibri" w:hAnsi="Calibri"/>
                 <w:sz w:val="17"/>
               </w:rPr>
-              <w:t>Bandwidth collapse when ~100 students install Python and packages simultaneously in Week 2.</w:t>
+              <w:t>Unreliable connectivity during Colab access and notebook uploads in Week 2.</w:t>
             </w:r>
           </w:p>
         </w:tc>
@@ -9284,7 +9368,7 @@
                 <w:rFonts w:ascii="Calibri" w:hAnsi="Calibri"/>
                 <w:sz w:val="17"/>
               </w:rPr>
-              <w:t>Pre-stage all installers on USB and the local share. Declare Colab as the official fallback. Pre-provision lab machines. Recruit 6–8 floor helpers.</w:t>
+              <w:t>Use the small Colab kit and retain cohort ZIPs on USB/local share. Pre-provision lab machines. Recruit 6–8 floor helpers.</w:t>
             </w:r>
           </w:p>
         </w:tc>
@@ -9359,7 +9443,7 @@
                 <w:rFonts w:ascii="Calibri" w:hAnsi="Calibri"/>
                 <w:sz w:val="17"/>
               </w:rPr>
-              <w:t>65% of the mark is individual. Rotating roles at every milestone. Contribution log checked against commit history. Two unseen individual viva questions in Week 15.</w:t>
+              <w:t>Retain individual marks and rotating roles. Require contribution evidence and submitted individual typed defence answers in Week 15. Live questioning is formative; repository evidence checks remain a release requirement.</w:t>
             </w:r>
           </w:p>
         </w:tc>
@@ -9408,7 +9492,7 @@
                 <w:rFonts w:ascii="Calibri" w:hAnsi="Calibri"/>
                 <w:sz w:val="17"/>
               </w:rPr>
-              <w:t>Marking load: ~246 hours a semester if marked entirely by hand, ~16 hours a week.</w:t>
+              <w:t>Manual marking could exceed one lecturer's capacity; the workbook estimates are planning assumptions.</w:t>
             </w:r>
           </w:p>
         </w:tc>
@@ -9431,7 +9515,7 @@
                 <w:rFonts w:ascii="Calibri" w:hAnsi="Calibri"/>
                 <w:sz w:val="17"/>
               </w:rPr>
-              <w:t>Largely mitigated by the auto-grading stack in Section 8 — down to ~120 hours, ~8 h/week, for a one-off authoring cost of ~30 hours that is reusable in later years. Still quantify the residual and request support in Week 1.</w:t>
+              <w:t>Use the stack in Section 8 and measure calibration and exception handling during the pilot. Earlier fixed savings and authoring-cost estimates were unverified. Request support for measured access and exception-handling needs.</w:t>
             </w:r>
           </w:p>
         </w:tc>
@@ -9506,7 +9590,7 @@
                 <w:rFonts w:ascii="Calibri" w:hAnsi="Calibri"/>
                 <w:sz w:val="17"/>
               </w:rPr>
-              <w:t>Best 10 of 12 count, so two lost quizzes cost a student nothing — this is the main reason that rule exists. A lost sitting also converts to a 48-hour asynchronous window, announced before the class leaves. Keep a printed copy in the room as a third fallback. Never reschedule into the following week.</w:t>
+              <w:t>Best 10 of 12 does not replace a fair attempt opportunity. Announce and configure an equivalent replacement window after an outage; retain the change reason and do not silently assign a zero. Printed questions support practice while verified collection is restored.</w:t>
             </w:r>
           </w:p>
         </w:tc>
@@ -9555,7 +9639,7 @@
                 <w:rFonts w:ascii="Calibri" w:hAnsi="Calibri"/>
                 <w:sz w:val="17"/>
               </w:rPr>
-              <w:t>Assessment records will live in a personal Google account, because there is no institutional LMS.</w:t>
+              <w:t>The current records are in a lecturer-owned Google account; confirm Faculty-approved arrangements.</w:t>
             </w:r>
           </w:p>
         </w:tc>
@@ -9578,7 +9662,7 @@
                 <w:rFonts w:ascii="Calibri" w:hAnsi="Calibri"/>
                 <w:sz w:val="17"/>
               </w:rPr>
-              <w:t>Get a written Faculty position in Week 1. Export responses and the gradebook to the course share as CSV at the end of every block; collect student numbers rather than personal email addresses.</w:t>
+              <w:t>Confirm restricted records access and continuity with the Faculty. Collect registration numbers, verified email and required files. Uploads are in Google Drive; AI grading is local after download. Export records only to an approved restricted records location.</w:t>
             </w:r>
           </w:p>
         </w:tc>
@@ -9827,7 +9911,7 @@
                 <w:rFonts w:ascii="Calibri" w:hAnsi="Calibri"/>
                 <w:sz w:val="17"/>
               </w:rPr>
-              <w:t>Written and tested. Remaining lecturer actions: fix the Python minor version, download the five installers by hand, build and check the bundle, and run the Windows .bat once on real Windows.</w:t>
+              <w:t>Use the generated cohort ZIPs. Rehearse sign-in, CSV upload, saving and timed submission. Check the prepared lab fallback.</w:t>
             </w:r>
           </w:p>
         </w:tc>
@@ -10314,7 +10398,7 @@
                 <w:rFonts w:ascii="Calibri" w:hAnsi="Calibri"/>
                 <w:sz w:val="17"/>
               </w:rPr>
-              <w:t>Must be authored. One planted finding, two red herrings each.</w:t>
+              <w:t>Generated fictional cohort logs, four deterministic summaries and a formative interpretation task.</w:t>
             </w:r>
           </w:p>
         </w:tc>
@@ -11164,11 +11248,6 @@
       </w:r>
     </w:p>
     <w:p>
-      <w:r>
-        <w:br w:type="page"/>
-      </w:r>
-    </w:p>
-    <w:p>
       <w:pPr>
         <w:pStyle w:val="Heading1"/>
       </w:pPr>
@@ -11620,7 +11699,7 @@
                 <w:rFonts w:ascii="Calibri" w:hAnsi="Calibri"/>
                 <w:sz w:val="17"/>
               </w:rPr>
-              <w:t>Quiz 2 · setup check</w:t>
+              <w:t>Quiz 2 · A2 proof</w:t>
             </w:r>
           </w:p>
         </w:tc>

--- a/IUEA_Teaching_Plan/IUEA_ML_Semester1_Master_Teaching_Plan.docx
+++ b/IUEA_Teaching_Plan/IUEA_ML_Semester1_Master_Teaching_Plan.docx
@@ -4677,7 +4677,7 @@
                 <w:b/>
                 <w:sz w:val="17"/>
               </w:rPr>
-              <w:t>Weekly quizzes (12 graded, best 10 of 12)</w:t>
+              <w:t>Quizzes (weekly in Weeks 1–6; one sitting per block from Week 8)</w:t>
             </w:r>
           </w:p>
         </w:tc>
@@ -4700,7 +4700,7 @@
                 <w:rFonts w:ascii="Calibri" w:hAnsi="Calibri"/>
                 <w:sz w:val="17"/>
               </w:rPr>
-              <w:t>End of every teaching session: W1–W6, W8–W13</w:t>
+              <w:t>W1–W6 weekly; end of W10 (Block 1) and W13 (Block 2)</w:t>
             </w:r>
           </w:p>
         </w:tc>
@@ -4773,7 +4773,7 @@
                 <w:b/>
                 <w:sz w:val="17"/>
               </w:rPr>
-              <w:t>Practical challenges and assignments (best 8 of 11)</w:t>
+              <w:t>Practical challenges and assignments (weekly in Weeks 1–6; two block packs from Week 8)</w:t>
             </w:r>
           </w:p>
         </w:tc>
@@ -4797,7 +4797,7 @@
                 <w:rFonts w:ascii="Calibri" w:hAnsi="Calibri"/>
                 <w:sz w:val="17"/>
               </w:rPr>
-              <w:t>Weeks 1–12</w:t>
+              <w:t>Weeks 1–6; Block 1 (W8–W10); Block 2 (W11–W12, W13 content in the quiz)</w:t>
             </w:r>
           </w:p>
         </w:tc>
@@ -5677,7 +5677,7 @@
           <w:i w:val="0"/>
           <w:sz w:val="21"/>
         </w:rPr>
-        <w:t>Every teaching session closes with a five-minute quiz of five multiple-choice questions, delivered by a QR code on the projector, taken on the students' own phones in the last five minutes, auto-marked, with the score and a teaching comment released the moment they submit. Twelve are graded, the best ten counting, at one per cent each: Weeks 1 to 6 and Weeks 8 to 13. Weeks 7 and 14 are the practical tests and Week 15 is Demo Day, so those three weeks carry no quiz. The Week 2 proof-of-life submission separately verifies that each student can run and save the supplied notebook.</w:t>
+        <w:t>Every teaching session closes with a five-minute quiz of five multiple-choice questions, delivered by a QR code on the projector, taken on the students' own phones in the last five minutes, auto-marked, with the score and a teaching comment released the moment they submit. Twelve are graded, the best ten counting, at one per cent each: Weeks 1 to 6 and Weeks 8 to 13. Weeks 7 and 14 are the practical tests and Week 15 is Demo Day, so those three weeks carry no quiz. The Week 2 proof-of-life submission separately verifies that each student can run and save the supplied notebook. From Week 8 the arrangement changes: the quizzes and assignments of three classes are combined into one sitting and one pack. Block 1 covers Weeks 8 to 10 and Block 2 covers Weeks 11 to 13. Each quiz form is still five questions and five marks, the three forms of a block are opened together in the last twenty minutes of the Week 10 or Week 13 class, and neither block can be dropped. Best 4 of the six weekly quizzes count from Weeks 1 to 6 (best 3 of five where Week 6 is not assigned), so the quiz total is 50 marks (45), written to 10% of the course. Assignments follow the same rule with a total of 180 marks (160). Full details: Block_Assessment_Arrangement_2026-10-30.md.</w:t>
       </w:r>
     </w:p>
     <w:p>
@@ -5705,7 +5705,7 @@
           <w:i w:val="0"/>
           <w:sz w:val="21"/>
         </w:rPr>
-        <w:t>Two features are worth noting because they follow from auto-marking rather than merely surviving it. Because marking is free, the quiz can run every week rather than five times a semester, which turns it from an occasional gate into a weekly signal for the student and the lecturer alike. And there are no resits: only the best ten of the twelve count, so a student who misses two sessions, or a cohort that loses one to a network failure, is not penalised at all. A sitting lost to the network converts to a 24-hour asynchronous window, and the class is told so before they leave the room.</w:t>
+        <w:t>Two features are worth noting because they follow from auto-marking rather than merely surviving it. Because marking is free, the quiz can run every week rather than five times a semester, which turns it from an occasional gate into a weekly signal for the student and the lecturer alike. And there are no resits: only the best ten of the twelve count, so a student who misses two sessions, or a cohort that loses one to a network failure, is not penalised at all. A sitting lost to the network converts to a 24-hour asynchronous window, and the class is told so before they leave the room. After Week 6 the lowest scores are no longer dropped; the block structure keeps the safety margin by giving each quiz sitting a full 24-hour window and by allowing the block assignment parts to be submitted at any time before the shared close.</w:t>
       </w:r>
     </w:p>
     <w:p>
@@ -12569,7 +12569,7 @@
                 <w:rFonts w:ascii="Calibri" w:hAnsi="Calibri"/>
                 <w:sz w:val="17"/>
               </w:rPr>
-              <w:t>Quiz 7</w:t>
+              <w:t>No quiz (Block 1 quiz in Week 10)</w:t>
             </w:r>
           </w:p>
         </w:tc>
@@ -12711,7 +12711,7 @@
                 <w:rFonts w:ascii="Calibri" w:hAnsi="Calibri"/>
                 <w:sz w:val="17"/>
               </w:rPr>
-              <w:t>Quiz 8</w:t>
+              <w:t>No quiz (Block 1 quiz in Week 10)</w:t>
             </w:r>
           </w:p>
         </w:tc>
@@ -12857,7 +12857,7 @@
                 <w:rFonts w:ascii="Calibri" w:hAnsi="Calibri"/>
                 <w:sz w:val="17"/>
               </w:rPr>
-              <w:t>Quiz 9</w:t>
+              <w:t>Block 1 quiz: Q7, Q8, Q9</w:t>
             </w:r>
           </w:p>
         </w:tc>
@@ -12999,7 +12999,7 @@
                 <w:rFonts w:ascii="Calibri" w:hAnsi="Calibri"/>
                 <w:sz w:val="17"/>
               </w:rPr>
-              <w:t>Quiz 10</w:t>
+              <w:t>No quiz (Block 2 quiz in Week 13)</w:t>
             </w:r>
           </w:p>
         </w:tc>
@@ -13145,7 +13145,7 @@
                 <w:rFonts w:ascii="Calibri" w:hAnsi="Calibri"/>
                 <w:sz w:val="17"/>
               </w:rPr>
-              <w:t>Quiz 11 · integrative</w:t>
+              <w:t>No quiz (Block 2 quiz in Week 13)</w:t>
             </w:r>
           </w:p>
         </w:tc>
@@ -13287,7 +13287,7 @@
                 <w:rFonts w:ascii="Calibri" w:hAnsi="Calibri"/>
                 <w:sz w:val="17"/>
               </w:rPr>
-              <w:t>Quiz 12 · integrative</w:t>
+              <w:t>Block 2 quiz: Q10, Q11, Q12</w:t>
             </w:r>
           </w:p>
         </w:tc>

--- a/IUEA_Teaching_Plan/IUEA_ML_Semester1_Master_Teaching_Plan.docx
+++ b/IUEA_Teaching_Plan/IUEA_ML_Semester1_Master_Teaching_Plan.docx
@@ -5677,7 +5677,7 @@
           <w:i w:val="0"/>
           <w:sz w:val="21"/>
         </w:rPr>
-        <w:t>Every teaching session closes with a five-minute quiz of five multiple-choice questions, delivered by a QR code on the projector, taken on the students' own phones in the last five minutes, auto-marked, with the score and a teaching comment released the moment they submit. Twelve are graded, the best ten counting, at one per cent each: Weeks 1 to 6 and Weeks 8 to 13. Weeks 7 and 14 are the practical tests and Week 15 is Demo Day, so those three weeks carry no quiz. The Week 2 proof-of-life submission separately verifies that each student can run and save the supplied notebook. From Week 8 the arrangement changes: the quizzes and assignments of three classes are combined into one sitting and one pack. Block 1 covers Weeks 8 to 10 and Block 2 covers Weeks 11 to 13. Each quiz form is still five questions and five marks, the three forms of a block are opened together in the last twenty minutes of the Week 10 or Week 13 class, and neither block can be dropped. Best 4 of the six weekly quizzes count from Weeks 1 to 6 (best 3 of five where Week 6 is not assigned), so the quiz total is 50 marks (45), written to 10% of the course. Assignments follow the same rule with a total of 180 marks (160). Full details: Block_Assessment_Arrangement_2026-10-30.md.</w:t>
+        <w:t>Every teaching session closes with a five-minute quiz of five multiple-choice questions, delivered by a QR code on the projector, taken on the students' own phones in the last five minutes, auto-marked, with the score and a teaching comment released the moment they submit. Twelve are graded, the best ten counting, at one per cent each: Weeks 1 to 6 and Weeks 8 to 13. Weeks 7 and 14 are the practical tests and Week 15 is Demo Day, so those three weeks carry no quiz. The Week 2 proof-of-life submission separately verifies that each student can run and save the supplied notebook. From Week 8 the arrangement changes: the quizzes and assignments of three classes are combined into one sitting and one pack. Block 1 covers Weeks 8 to 10 and Block 2 covers Weeks 11 to 13. Each quiz form is still five questions and five marks, the three forms of a block are opened together in the last twenty minutes of the Week 10 or Week 13 class, and neither block can be dropped. Week 6 is waived for all three cohorts, so the best 3 of the five weekly quizzes count, and the quiz total is 45 marks, written to 10% of the course. Assignments follow the same rule with a total of 160 marks. Full details: Block_Assessment_Arrangement_2026-10-30.md.</w:t>
       </w:r>
     </w:p>
     <w:p>

--- a/IUEA_Teaching_Plan/IUEA_ML_Semester1_Master_Teaching_Plan.docx
+++ b/IUEA_Teaching_Plan/IUEA_ML_Semester1_Master_Teaching_Plan.docx
@@ -4342,7 +4342,7 @@
           <w:i w:val="0"/>
           <w:sz w:val="21"/>
         </w:rPr>
-        <w:t>The first assessment week certifies data literacy, not modelling. Individually and offline, over two hours plus a twenty-five-minute written section, each student investigates an unfamiliar dataset from their own domain: profile it, find and handle its defects with a written justification for each, answer three stated engineering questions with evidence, produce three charts each captioned with the question it answers, list five findings, and make one recommendation. The written section then asks them about their own submission, typed offline without code execution: why that cleaning decision, what the chart does not show, what would change the conclusion, what data is missing.</w:t>
+        <w:t>The first assessment week certifies data literacy, not modelling. Each student works alone in Colab for three hours on their own assigned dataset from their own domain. Eight coding tasks cover reading and inspecting the file, a chart before cleaning, cleaning with stated rules, a chart after cleaning, statistics, grouping and aggregation, one reusable function, and a loop with conditions. The grader runs the submitted code on other data with the same columns, so stored outputs earn nothing. There is no written report, and the test totals 100 marks.</w:t>
       </w:r>
     </w:p>
     <w:p>
@@ -4356,7 +4356,7 @@
           <w:i w:val="0"/>
           <w:sz w:val="21"/>
         </w:rPr>
-        <w:t>Three matched dataset variants are issued in a checkerboard seating pattern. The room runs offline, which removes both internet search and AI assistance, and — this matters — is actually enforceable, unlike a rule against using an assistant on a networked machine.</w:t>
+        <w:t>Three matched dataset variants are issued in a checkerboard seating pattern. The tests run in Colab, so no setting can block an AI assistant. Integrity rests on matched variants, a grader that re-runs the submitted code on other data, a signed declaration and an understanding check in which a student may be asked to explain or change their own code.</w:t>
       </w:r>
     </w:p>
     <w:p>
@@ -4478,7 +4478,7 @@
           <w:i w:val="0"/>
           <w:sz w:val="21"/>
         </w:rPr>
-        <w:t>Week 14 is the second practical test, this time end-to-end: frame the task, prepare the data, build at least two models inside a leak-proof pipeline, evaluate with a justified metric, report in operational units and state three limitations. Again individual, again offline, again three matched variants.</w:t>
+        <w:t>Week 14 is the second practical test, taken individually in Colab in three hours, and it reaches back over Weeks 8 to 13. Students write eight functions: a split by whole equipment groups, predictions from a baseline, a linear model and a decision tree, MAE and RMSE, classification counts with a cost, cross-validation by equipment group, a feature ablation, a choice between candidate models under two limits, and a ridge curve compared with nearest neighbours. They then answer six interpretation choices on splits, fill values, cost and threshold, the sealed test rows, the ridge penalty and scaling. The grader re-runs the code on unseen data. There are three matched variants of the dataset and no separate written report.</w:t>
       </w:r>
     </w:p>
     <w:p>
@@ -5015,7 +5015,7 @@
                 <w:rFonts w:ascii="Calibri" w:hAnsi="Calibri"/>
                 <w:sz w:val="17"/>
               </w:rPr>
-              <w:t>Individual, offline</w:t>
+              <w:t>Individual, timed Colab</w:t>
             </w:r>
           </w:p>
         </w:tc>
@@ -5111,7 +5111,7 @@
                 <w:rFonts w:ascii="Calibri" w:hAnsi="Calibri"/>
                 <w:sz w:val="17"/>
               </w:rPr>
-              <w:t>Individual, offline</w:t>
+              <w:t>Individual, timed Colab</w:t>
             </w:r>
           </w:p>
         </w:tc>
@@ -6132,7 +6132,7 @@
           <w:i w:val="0"/>
           <w:sz w:val="21"/>
         </w:rPr>
-        <w:t>The rungs are introduced in sequence rather than all at once: error explanation in Week 3, comparing approaches in Week 6, and auditing a pipeline for leakage in Week 10, at which point the verification itself carries the marks. Use is permitted in all coursework, subject to a declaration logging the tool, the request and what the student changed. Use is prohibited in both practical tests, which run offline. The reasoning for the asymmetry is explained to students in Week 6 rather than announced on the day: coursework is where you learn to work with the tool and must defend the result; the tests certify what you can do unaided.</w:t>
+        <w:t>The rungs are introduced in sequence rather than all at once: error explanation in Week 3, comparing approaches in Week 6, and auditing a pipeline for leakage in Week 10, at which point the verification itself carries the marks. Use is permitted in all coursework, subject to a declaration logging the tool, the request and what the student changed. Use is prohibited in both practical tests, which run in Colab. The reasoning for the asymmetry is explained to students in Week 6 rather than announced on the day: coursework is where you learn to work with the tool and must defend the result; the tests certify what you can do unaided.</w:t>
       </w:r>
     </w:p>
     <w:p>
@@ -10544,7 +10544,7 @@
                 <w:rFonts w:ascii="Calibri" w:hAnsi="Calibri"/>
                 <w:sz w:val="17"/>
               </w:rPr>
-              <w:t>Practical Test 1: nine dataset variants (three per cohort), mark schemes, offline bundle, auto-check script</w:t>
+              <w:t>Practical Test 1: nine dataset variants (three per cohort), mark schemes, issued notebook bundle, auto-check script</w:t>
             </w:r>
           </w:p>
         </w:tc>
@@ -10931,7 +10931,7 @@
                 <w:rFonts w:ascii="Calibri" w:hAnsi="Calibri"/>
                 <w:sz w:val="17"/>
               </w:rPr>
-              <w:t>Practical Test 2: nine dataset variants (three per cohort), mark schemes, offline bundle</w:t>
+              <w:t>Practical Test 2: nine dataset variants (three per cohort), mark schemes, issued notebook bundle</w:t>
             </w:r>
           </w:p>
         </w:tc>
